--- a/Архитектура/Разработка технической документации для разработки новой версии платформы.docx
+++ b/Архитектура/Разработка технической документации для разработки новой версии платформы.docx
@@ -5943,150 +5943,6 @@
         </w:pBdr>
         <w:spacing w:after="120"/>
       </w:pPr>
-    </w:p>
-    <w:p>
-      <w:pPr>
-        <w:spacing w:after="200"/>
-      </w:pPr>
-      <w:r>
-        <w:t xml:space="preserve"> </w:t>
-      </w:r>
-    </w:p>
-    <w:p>
-      <w:pPr>
-        <w:pStyle w:val="3"/>
-        <w:spacing w:after="200"/>
-      </w:pPr>
-      <w:r>
-        <w:t>Я бы ещё добавил архитектору одну короткую фразу в начало постановки</w:t>
-      </w:r>
-    </w:p>
-    <w:p>
-      <w:pPr>
-        <w:spacing w:after="200"/>
-      </w:pPr>
-      <w:r>
-        <w:t xml:space="preserve"> </w:t>
-      </w:r>
-    </w:p>
-    <w:p>
-      <w:pPr>
-        <w:pBdr>
-          <w:left w:val="single" w:sz="12" w:space="8" w:color="BFBFBF"/>
-        </w:pBdr>
-        <w:spacing w:after="120"/>
-        <w:ind w:left="300"/>
-      </w:pPr>
-      <w:r>
-        <w:rPr>
-          <w:b/>
-          <w:bCs/>
-        </w:rPr>
-        <w:t>Документация должна быть написана для того, чтобы по ней программировали, а не для того, чтобы её было сложно читать.</w:t>
-      </w:r>
-    </w:p>
-    <w:p>
-      <w:pPr>
-        <w:spacing w:after="200"/>
-      </w:pPr>
-      <w:r>
-        <w:t xml:space="preserve"> </w:t>
-      </w:r>
-    </w:p>
-    <w:p>
-      <w:pPr>
-        <w:spacing w:after="120"/>
-      </w:pPr>
-      <w:r>
-        <w:lastRenderedPageBreak/>
-        <w:t xml:space="preserve">Это довольно хорошо задаёт нужный тон. При этом требование не запрещает архитектору использовать профессиональную терминологию — наоборот, </w:t>
-      </w:r>
-      <w:r>
-        <w:rPr>
-          <w:b/>
-          <w:bCs/>
-        </w:rPr>
-        <w:t>термины должны быть точными, но формулировки простыми</w:t>
-      </w:r>
-      <w:r>
-        <w:t>.</w:t>
-      </w:r>
-    </w:p>
-    <w:p>
-      <w:pPr>
-        <w:spacing w:after="200"/>
-      </w:pPr>
-      <w:r>
-        <w:t xml:space="preserve"> </w:t>
-      </w:r>
-    </w:p>
-    <w:p>
-      <w:pPr>
-        <w:spacing w:after="120"/>
-      </w:pPr>
-      <w:r>
-        <w:t xml:space="preserve">И ещё один момент, который я считаю принципиальным: я бы </w:t>
-      </w:r>
-      <w:r>
-        <w:rPr>
-          <w:b/>
-          <w:bCs/>
-        </w:rPr>
-        <w:t xml:space="preserve">не требовал от архитектора заранее детализировать </w:t>
-      </w:r>
-      <w:proofErr w:type="spellStart"/>
-      <w:r>
-        <w:rPr>
-          <w:b/>
-          <w:bCs/>
-        </w:rPr>
-        <w:t>backlog</w:t>
-      </w:r>
-      <w:proofErr w:type="spellEnd"/>
-      <w:r>
-        <w:rPr>
-          <w:b/>
-          <w:bCs/>
-        </w:rPr>
-        <w:t xml:space="preserve"> до уровня отдельных </w:t>
-      </w:r>
-      <w:proofErr w:type="spellStart"/>
-      <w:r>
-        <w:rPr>
-          <w:b/>
-          <w:bCs/>
-        </w:rPr>
-        <w:t>Jira</w:t>
-      </w:r>
-      <w:proofErr w:type="spellEnd"/>
-      <w:r>
-        <w:rPr>
-          <w:b/>
-          <w:bCs/>
-        </w:rPr>
-        <w:t>-задач</w:t>
-      </w:r>
-      <w:r>
-        <w:t xml:space="preserve">. Иначе он фактически начнёт выполнять работу лидов. Его зона ответственности — определить </w:t>
-      </w:r>
-      <w:r>
-        <w:rPr>
-          <w:b/>
-          <w:bCs/>
-        </w:rPr>
-        <w:t>архитектурно значимые компоненты, контракты, зависимости, границы и порядок реализации</w:t>
-      </w:r>
-      <w:r>
-        <w:t>. А уже лиды превращают это в конкретные User Story / Task / Sub-</w:t>
-      </w:r>
-      <w:proofErr w:type="spellStart"/>
-      <w:r>
-        <w:t>task</w:t>
-      </w:r>
-      <w:proofErr w:type="spellEnd"/>
-      <w:r>
-        <w:t>.</w:t>
-      </w:r>
     </w:p>
     <w:sectPr>
       <w:pgSz w:w="11906" w:h="16838"/>
